--- a/PLAN DE RECURSOS.docx
+++ b/PLAN DE RECURSOS.docx
@@ -493,13 +493,7 @@
         <w:rPr>
           <w:rFonts w:ascii="Calibri" w:hAnsi="Calibri" w:cs="Calibri"/>
         </w:rPr>
-        <w:t xml:space="preserve"> </w:t>
-      </w:r>
-      <w:r>
-        <w:rPr>
-          <w:rFonts w:ascii="Calibri" w:hAnsi="Calibri" w:cs="Calibri"/>
-        </w:rPr>
-        <w:t xml:space="preserve">interfaz web, integración con </w:t>
+        <w:t xml:space="preserve"> interfaz web, integración con </w:t>
       </w:r>
       <w:proofErr w:type="spellStart"/>
       <w:r>
@@ -546,13 +540,7 @@
         <w:rPr>
           <w:rFonts w:ascii="Calibri" w:hAnsi="Calibri" w:cs="Calibri"/>
         </w:rPr>
-        <w:t>Es encargado de</w:t>
-      </w:r>
-      <w:r>
-        <w:rPr>
-          <w:rFonts w:ascii="Calibri" w:hAnsi="Calibri" w:cs="Calibri"/>
-        </w:rPr>
-        <w:t xml:space="preserve">l </w:t>
+        <w:t xml:space="preserve">Es encargado del </w:t>
       </w:r>
       <w:r>
         <w:rPr>
@@ -591,25 +579,13 @@
         <w:rPr>
           <w:rFonts w:ascii="Calibri" w:hAnsi="Calibri" w:cs="Calibri"/>
         </w:rPr>
-        <w:t>Es encargado de la</w:t>
-      </w:r>
-      <w:r>
-        <w:rPr>
-          <w:rFonts w:ascii="Calibri" w:hAnsi="Calibri" w:cs="Calibri"/>
-        </w:rPr>
-        <w:t>s</w:t>
-      </w:r>
-      <w:r>
-        <w:rPr>
-          <w:rFonts w:ascii="Calibri" w:hAnsi="Calibri" w:cs="Calibri"/>
-        </w:rPr>
-        <w:t xml:space="preserve"> </w:t>
-      </w:r>
-      <w:r>
-        <w:rPr>
-          <w:rFonts w:ascii="Calibri" w:hAnsi="Calibri" w:cs="Calibri"/>
-        </w:rPr>
-        <w:t>pruebas funcionales, regresión, reporte de incidencias.</w:t>
+        <w:t>Es encargado de las</w:t>
+      </w:r>
+      <w:r>
+        <w:rPr>
+          <w:rFonts w:ascii="Calibri" w:hAnsi="Calibri" w:cs="Calibri"/>
+        </w:rPr>
+        <w:t xml:space="preserve"> pruebas funcionales, regresión, reporte de incidencias.</w:t>
       </w:r>
     </w:p>
     <w:p>
@@ -705,7 +681,7 @@
         <w:rPr>
           <w:rFonts w:ascii="Calibri" w:hAnsi="Calibri" w:cs="Calibri"/>
         </w:rPr>
-        <w:t>.</w:t>
+        <w:t>, esto de manera temporal hasta encontrarse una manera de solucionar de manera temporal</w:t>
       </w:r>
     </w:p>
     <w:p>
@@ -752,7 +728,13 @@
         <w:rPr>
           <w:rFonts w:ascii="Calibri" w:hAnsi="Calibri" w:cs="Calibri"/>
         </w:rPr>
-        <w:t>).</w:t>
+        <w:t>)</w:t>
+      </w:r>
+      <w:r>
+        <w:rPr>
+          <w:rFonts w:ascii="Calibri" w:hAnsi="Calibri" w:cs="Calibri"/>
+        </w:rPr>
+        <w:t>, de ser posible juniors para evitar pagarles</w:t>
       </w:r>
     </w:p>
     <w:p>
@@ -771,6 +753,7 @@
         <w:rPr>
           <w:rFonts w:ascii="Calibri" w:hAnsi="Calibri" w:cs="Calibri"/>
         </w:rPr>
+        <w:lastRenderedPageBreak/>
         <w:t>Se refuerza la documentación y el conocimiento cruzado.</w:t>
       </w:r>
     </w:p>
@@ -2427,6 +2410,7 @@
   <w:style w:type="character" w:default="1" w:styleId="Fuentedeprrafopredeter">
     <w:name w:val="Default Paragraph Font"/>
     <w:uiPriority w:val="1"/>
+    <w:semiHidden/>
     <w:unhideWhenUsed/>
   </w:style>
   <w:style w:type="table" w:default="1" w:styleId="Tablanormal">
